--- a/courts/fifth-circuit/mississippi/state/court-of-appeals/opening-brief/usage/OUTPUT-opening-brief.docx
+++ b/courts/fifth-circuit/mississippi/state/court-of-appeals/opening-brief/usage/OUTPUT-opening-brief.docx
@@ -4999,7 +4999,7 @@
         <w:noBreakHyphen/>
       </w:r>
       <w:r>
-        <w:t xml:space="preserve">74). Winningham acknowledged that the body cam footage did not show him pul the can from Buford’s pocket, and he denied that Buford was already handcuffed when he searched him, and . (Tr. 166</w:t>
+        <w:t xml:space="preserve">74). Winningham acknowledged that the body cam footage did not show him pul the can from Buford’s pocket, and he denied that Buford was already handcuffed when he searched him, and . (Tr. 166</w:t>
       </w:r>
       <w:r>
         <w:noBreakHyphen/>
@@ -5505,7 +5505,7 @@
         <w:t xml:space="preserve"> </w:t>
       </w:r>
       <w:r>
-        <w:t xml:space="preserve">§ 23. “‘Section 23 provides greater protections to citizens than does the United States Constitution [and] . . . should be liberally construed in favor of individual citizens and strictly construed against the State.’”</w:t>
+        <w:t xml:space="preserve">§ 23. “‘Section 23 provides greater protections to citizens than does the United States Constitution [and] . . . should be liberally construed in favor of individual citizens and strictly construed against the State.’”</w:t>
       </w:r>
       <w:r>
         <w:t xml:space="preserve"> </w:t>
@@ -6493,7 +6493,7 @@
         <w:t xml:space="preserve">Royer</w:t>
       </w:r>
       <w:r>
-        <w:t xml:space="preserve">, 460 U.S. at 499, 103 S. Ct. at 1325. “‘Where a detention . . . exceeds the scope of an investigative stop, it approaches a seizure. To justify a search and seizure without a warrant, the state must show probable cause for arrest.’”</w:t>
+        <w:t xml:space="preserve">, 460 U.S. at 499, 103 S. Ct. at 1325. “‘Where a detention . . . exceeds the scope of an investigative stop, it approaches a seizure. To justify a search and seizure without a warrant, the state must show probable cause for arrest.’”</w:t>
       </w:r>
       <w:r>
         <w:t xml:space="preserve"> </w:t>
@@ -9843,6 +9843,7 @@
     <w:unhideWhenUsed/>
     <w:qFormat/>
     <w:pPr>
+      <w:keepLines/>
       <w:spacing w:before="0" w:after="120" w:line="253" w:lineRule="exact"/>
     </w:pPr>
     <w:rPr>
@@ -10093,6 +10094,33 @@
     <w:pPr>
       <w:spacing w:before="0" w:after="0" w:line="276" w:lineRule="exact"/>
       <w:ind w:left="2160" w:hanging="720"/>
+    </w:pPr>
+  </w:style>
+  <w:style w:type="paragraph" w:customStyle="1" w:styleId="XdQuoteList1">
+    <w:name w:val="Xd Quote List 1"/>
+    <w:basedOn w:val="Normal"/>
+    <w:qFormat/>
+    <w:pPr>
+      <w:spacing w:before="0" w:after="0" w:line="276" w:lineRule="exact"/>
+      <w:ind w:left="1440" w:right="720" w:hanging="720"/>
+    </w:pPr>
+  </w:style>
+  <w:style w:type="paragraph" w:customStyle="1" w:styleId="XdQuoteList2">
+    <w:name w:val="Xd Quote List 2"/>
+    <w:basedOn w:val="Normal"/>
+    <w:qFormat/>
+    <w:pPr>
+      <w:spacing w:before="0" w:after="0" w:line="276" w:lineRule="exact"/>
+      <w:ind w:left="2160" w:right="720" w:hanging="720"/>
+    </w:pPr>
+  </w:style>
+  <w:style w:type="paragraph" w:customStyle="1" w:styleId="XdQuoteList3">
+    <w:name w:val="Xd Quote List 3"/>
+    <w:basedOn w:val="Normal"/>
+    <w:qFormat/>
+    <w:pPr>
+      <w:spacing w:before="0" w:after="0" w:line="276" w:lineRule="exact"/>
+      <w:ind w:left="2880" w:right="720" w:hanging="720"/>
     </w:pPr>
   </w:style>
   <w:style w:type="paragraph" w:customStyle="1" w:styleId="XdQuote">

--- a/courts/fifth-circuit/mississippi/state/court-of-appeals/opening-brief/usage/OUTPUT-opening-brief.docx
+++ b/courts/fifth-circuit/mississippi/state/court-of-appeals/opening-brief/usage/OUTPUT-opening-brief.docx
@@ -4999,7 +4999,7 @@
         <w:noBreakHyphen/>
       </w:r>
       <w:r>
-        <w:t xml:space="preserve">74). Winningham acknowledged that the body cam footage did not show him pul the can from Buford’s pocket, and he denied that Buford was already handcuffed when he searched him, and . (Tr. 166</w:t>
+        <w:t xml:space="preserve">74). Winningham acknowledged that the body cam footage did not show him pul the can from Buford’s pocket, and he denied that Buford was already handcuffed when he searched him, and ⁠. (Tr. 166</w:t>
       </w:r>
       <w:r>
         <w:noBreakHyphen/>
@@ -5505,7 +5505,7 @@
         <w:t xml:space="preserve"> </w:t>
       </w:r>
       <w:r>
-        <w:t xml:space="preserve">§ 23. “‘Section 23 provides greater protections to citizens than does the United States Constitution [and] . . . should be liberally construed in favor of individual citizens and strictly construed against the State.’”</w:t>
+        <w:t xml:space="preserve">§ 23. “‘Section 23 provides greater protections to citizens than does the United States Constitution [and] ⁠. ⁠. ⁠. should be liberally construed in favor of individual citizens and strictly construed against the State.’”</w:t>
       </w:r>
       <w:r>
         <w:t xml:space="preserve"> </w:t>
@@ -6493,7 +6493,7 @@
         <w:t xml:space="preserve">Royer</w:t>
       </w:r>
       <w:r>
-        <w:t xml:space="preserve">, 460 U.S. at 499, 103 S. Ct. at 1325. “‘Where a detention . . . exceeds the scope of an investigative stop, it approaches a seizure. To justify a search and seizure without a warrant, the state must show probable cause for arrest.’”</w:t>
+        <w:t xml:space="preserve">, 460 U.S. at 499, 103 S. Ct. at 1325. “‘Where a detention ⁠. ⁠. ⁠. exceeds the scope of an investigative stop, it approaches a seizure. To justify a search and seizure without a warrant, the state must show probable cause for arrest.’”</w:t>
       </w:r>
       <w:r>
         <w:t xml:space="preserve"> </w:t>
@@ -7563,7 +7563,7 @@
               <w:t xml:space="preserve">BY:</w:t>
             </w:r>
             <w:r>
-              <w:t xml:space="preserve"> </w:t>
+              <w:t xml:space="preserve"> ⁠</w:t>
             </w:r>
             <w:r>
               <w:t xml:space="preserve">/s/</w:t>
@@ -8680,7 +8680,7 @@
         <w:t xml:space="preserve">BY:</w:t>
       </w:r>
       <w:r>
-        <w:t xml:space="preserve"> </w:t>
+        <w:t xml:space="preserve"> ⁠</w:t>
       </w:r>
       <w:r>
         <w:t xml:space="preserve">/s/</w:t>

--- a/courts/fifth-circuit/mississippi/state/court-of-appeals/opening-brief/usage/OUTPUT-opening-brief.docx
+++ b/courts/fifth-circuit/mississippi/state/court-of-appeals/opening-brief/usage/OUTPUT-opening-brief.docx
@@ -155,9 +155,7 @@
         <w:t xml:space="preserve"> </w:t>
       </w:r>
       <w:r>
-        <w:t xml:space="preserve">2019-KA</w:t>
-        <w:noBreakHyphen/>
-        <w:t xml:space="preserve">00024-COA</w:t>
+        <w:t xml:space="preserve">2019-KA-⁠00024-COA</w:t>
       </w:r>
     </w:p>
     <w:p>
@@ -602,9 +600,7 @@
               <w:t xml:space="preserve"> </w:t>
             </w:r>
             <w:r>
-              <w:t xml:space="preserve">39207</w:t>
-              <w:noBreakHyphen/>
-              <w:t xml:space="preserve">3510</w:t>
+              <w:t xml:space="preserve">39207-⁠3510</w:t>
             </w:r>
           </w:p>
           <w:p>
@@ -620,11 +616,7 @@
               <w:t xml:space="preserve"> </w:t>
             </w:r>
             <w:r>
-              <w:t xml:space="preserve">601</w:t>
-              <w:noBreakHyphen/>
-              <w:t xml:space="preserve">576</w:t>
-              <w:noBreakHyphen/>
-              <w:t xml:space="preserve">4290</w:t>
+              <w:t xml:space="preserve">601-⁠576-⁠4290</w:t>
             </w:r>
           </w:p>
           <w:p>
@@ -640,11 +632,7 @@
               <w:t xml:space="preserve"> </w:t>
             </w:r>
             <w:r>
-              <w:t xml:space="preserve">601</w:t>
-              <w:noBreakHyphen/>
-              <w:t xml:space="preserve">576</w:t>
-              <w:noBreakHyphen/>
-              <w:t xml:space="preserve">4205</w:t>
+              <w:t xml:space="preserve">601-⁠576-⁠4205</w:t>
             </w:r>
           </w:p>
           <w:p>
@@ -4247,11 +4235,7 @@
         <w:t xml:space="preserve"> </w:t>
       </w:r>
       <w:r>
-        <w:t xml:space="preserve">41</w:t>
-        <w:noBreakHyphen/>
-        <w:t xml:space="preserve">29</w:t>
-        <w:noBreakHyphen/>
-        <w:t xml:space="preserve">139</w:t>
+        <w:t xml:space="preserve">41-⁠29-⁠139</w:t>
       </w:r>
       <w:r>
         <w:t xml:space="preserve">   </w:t>
@@ -4297,11 +4281,7 @@
         <w:t xml:space="preserve"> </w:t>
       </w:r>
       <w:r>
-        <w:t xml:space="preserve">41</w:t>
-        <w:noBreakHyphen/>
-        <w:t xml:space="preserve">29</w:t>
-        <w:noBreakHyphen/>
-        <w:t xml:space="preserve">147</w:t>
+        <w:t xml:space="preserve">41-⁠29-⁠147</w:t>
       </w:r>
       <w:r>
         <w:t xml:space="preserve">   </w:t>
@@ -4347,11 +4327,7 @@
         <w:t xml:space="preserve"> </w:t>
       </w:r>
       <w:r>
-        <w:t xml:space="preserve">99</w:t>
-        <w:noBreakHyphen/>
-        <w:t xml:space="preserve">19</w:t>
-        <w:noBreakHyphen/>
-        <w:t xml:space="preserve">81</w:t>
+        <w:t xml:space="preserve">99-⁠19-⁠81</w:t>
       </w:r>
       <w:r>
         <w:t xml:space="preserve">   </w:t>
@@ -4503,67 +4479,19 @@
         <w:pStyle w:val="BodyText"/>
       </w:pPr>
       <w:r>
-        <w:t xml:space="preserve">This appeal proceeds from the Circuit Court of Rankin County, Mississippi, and a judgment of conviction for possession of more than 2 but less than 10 grams of methamphetamine entered against Michael Shane Buford following a jury trial on August 1, 2018, the Honorable John Huey Emfinger, Circuit Judge, presiding. (C.P. 65</w:t>
-      </w:r>
-      <w:r>
-        <w:noBreakHyphen/>
-      </w:r>
-      <w:r>
-        <w:t xml:space="preserve">68; R.E. 7</w:t>
-      </w:r>
-      <w:r>
-        <w:noBreakHyphen/>
-      </w:r>
-      <w:r>
-        <w:t xml:space="preserve">10). Buford was represented at trial by Jeffrey Knight, Esq. The trial court adjudged Buford a subsequent drug offender under Mississippi Code Annotated Section 41</w:t>
-      </w:r>
-      <w:r>
-        <w:noBreakHyphen/>
-      </w:r>
-      <w:r>
-        <w:t xml:space="preserve">29</w:t>
-      </w:r>
-      <w:r>
-        <w:noBreakHyphen/>
-      </w:r>
-      <w:r>
-        <w:t xml:space="preserve">147</w:t>
-      </w:r>
-      <w:r>
-        <w:t xml:space="preserve"> </w:t>
-      </w:r>
-      <w:r>
-        <w:t xml:space="preserve">and a habitual offender under Mississippi Code Annotated Section 99</w:t>
-      </w:r>
-      <w:r>
-        <w:noBreakHyphen/>
-      </w:r>
-      <w:r>
-        <w:t xml:space="preserve">19</w:t>
-      </w:r>
-      <w:r>
-        <w:noBreakHyphen/>
-      </w:r>
-      <w:r>
-        <w:t xml:space="preserve">81,</w:t>
-      </w:r>
-      <w:r>
-        <w:t xml:space="preserve"> </w:t>
-      </w:r>
-      <w:r>
-        <w:t xml:space="preserve">and the trial court sentenced Buford to serve sixteen (16) years in the custody of the Mississippi Department of Corrections. (C.P. 66</w:t>
-      </w:r>
-      <w:r>
-        <w:noBreakHyphen/>
-      </w:r>
-      <w:r>
-        <w:t xml:space="preserve">68; R.E. 8</w:t>
-      </w:r>
-      <w:r>
-        <w:noBreakHyphen/>
-      </w:r>
-      <w:r>
-        <w:t xml:space="preserve">10).</w:t>
+        <w:t xml:space="preserve">This appeal proceeds from the Circuit Court of Rankin County, Mississippi, and a judgment of conviction for possession of more than 2 but less than 10 grams of methamphetamine entered against Michael Shane Buford following a jury trial on August 1, 2018, the Honorable John Huey Emfinger, Circuit Judge, presiding. (C.P. 65-⁠68; R.E. 7-⁠10). Buford was represented at trial by Jeffrey Knight, Esq. The trial court adjudged Buford a subsequent drug offender under Mississippi Code Annotated Section 41-⁠29-⁠147</w:t>
+      </w:r>
+      <w:r>
+        <w:t xml:space="preserve"> </w:t>
+      </w:r>
+      <w:r>
+        <w:t xml:space="preserve">and a habitual offender under Mississippi Code Annotated Section 99-⁠19-⁠81,</w:t>
+      </w:r>
+      <w:r>
+        <w:t xml:space="preserve"> </w:t>
+      </w:r>
+      <w:r>
+        <w:t xml:space="preserve">and the trial court sentenced Buford to serve sixteen (16) years in the custody of the Mississippi Department of Corrections. (C.P. 66-⁠68; R.E. 8-⁠10).</w:t>
       </w:r>
     </w:p>
     <w:p>
@@ -4637,25 +4565,7 @@
         <w:pStyle w:val="BodyText"/>
       </w:pPr>
       <w:r>
-        <w:t xml:space="preserve">In March of 2017, Sybil Brooks had a verbal agreement with Jason Sebren that Sebren and his girlfriend could live in one of Brooks’ trailers while Sebren made repairs/​renovations to the trailer. (Tr. 31, 33, 53</w:t>
-      </w:r>
-      <w:r>
-        <w:noBreakHyphen/>
-      </w:r>
-      <w:r>
-        <w:t xml:space="preserve">54). Michael Buford helped Sebren with the repairs, and Buford and his wife, Amy, began staying in the trailer also. (Tr. 31, 34, 49</w:t>
-      </w:r>
-      <w:r>
-        <w:noBreakHyphen/>
-      </w:r>
-      <w:r>
-        <w:t xml:space="preserve">50). On March 24, 2017, Brooks and Sebren had some sort of disagreement, and Sebren and his girlfriend moved out of Brooks’ trailer. (Tr. 31, 49</w:t>
-      </w:r>
-      <w:r>
-        <w:noBreakHyphen/>
-      </w:r>
-      <w:r>
-        <w:t xml:space="preserve">50). Buford and Amy remained in the trailer into the next day because he did not have a vehicle and was waiting to get paid for the job. (Tr. 51).</w:t>
+        <w:t xml:space="preserve">In March of 2017, Sybil Brooks had a verbal agreement with Jason Sebren that Sebren and his girlfriend could live in one of Brooks’ trailers while Sebren made repairs/​renovations to the trailer. (Tr. 31, 33, 53-⁠54). Michael Buford helped Sebren with the repairs, and Buford and his wife, Amy, began staying in the trailer also. (Tr. 31, 34, 49-⁠50). On March 24, 2017, Brooks and Sebren had some sort of disagreement, and Sebren and his girlfriend moved out of Brooks’ trailer. (Tr. 31, 49-⁠50). Buford and Amy remained in the trailer into the next day because he did not have a vehicle and was waiting to get paid for the job. (Tr. 51).</w:t>
       </w:r>
     </w:p>
     <w:p>
@@ -4663,19 +4573,7 @@
         <w:pStyle w:val="BodyTextNote"/>
       </w:pPr>
       <w:r>
-        <w:t xml:space="preserve">On the afternoon of March 25, 2017, Brooks called police and complained that there was a couple living in her trailer that was not supposed to be there and she wanted them out. (Tr. 31</w:t>
-      </w:r>
-      <w:r>
-        <w:noBreakHyphen/>
-      </w:r>
-      <w:r>
-        <w:t xml:space="preserve">32, 40, 137, 159, 161). Officer Jeannie Easterling of the Pearl Police Department was the first officer to arrive at the trailer. (Tr. 40, 155). About 15 or 20 minutes later, officers Marc Gatlin, Michael Bankston, and Brad Winningham, arrived. (Tr. 40, 45</w:t>
-      </w:r>
-      <w:r>
-        <w:noBreakHyphen/>
-      </w:r>
-      <w:r>
-        <w:t xml:space="preserve">46, 138, 161). According to Gatlin and Winningham, Buford provided police</w:t>
+        <w:t xml:space="preserve">On the afternoon of March 25, 2017, Brooks called police and complained that there was a couple living in her trailer that was not supposed to be there and she wanted them out. (Tr. 31-⁠32, 40, 137, 159, 161). Officer Jeannie Easterling of the Pearl Police Department was the first officer to arrive at the trailer. (Tr. 40, 155). About 15 or 20 minutes later, officers Marc Gatlin, Michael Bankston, and Brad Winningham, arrived. (Tr. 40, 45-⁠46, 138, 161). According to Gatlin and Winningham, Buford provided police</w:t>
       </w:r>
       <w:r>
         <w:rPr>
@@ -4687,49 +4585,7 @@
         <w:t xml:space="preserve"> </w:t>
       </w:r>
       <w:r>
-        <w:t xml:space="preserve">oral consent to search his person, Winningham removed a tobacco dip can from Buford’s pocket, and Winningham opened the can and found a baggie containing what appeared to be crystal methamphetamine. (Tr. 14, 60, 63, 139</w:t>
-      </w:r>
-      <w:r>
-        <w:noBreakHyphen/>
-      </w:r>
-      <w:r>
-        <w:t xml:space="preserve">40, 162</w:t>
-      </w:r>
-      <w:r>
-        <w:noBreakHyphen/>
-      </w:r>
-      <w:r>
-        <w:t xml:space="preserve">63; Ex. S</w:t>
-      </w:r>
-      <w:r>
-        <w:noBreakHyphen/>
-      </w:r>
-      <w:r>
-        <w:t xml:space="preserve">1, S</w:t>
-      </w:r>
-      <w:r>
-        <w:noBreakHyphen/>
-      </w:r>
-      <w:r>
-        <w:t xml:space="preserve">3). The substance was sent to the Mississippi Crime Laboratory, where forensic scientist Eric Frazier examined the substance and determined that it contained 2.16 grams (+/- 0.04 grams) of methamphetamine. (Tr. 180</w:t>
-      </w:r>
-      <w:r>
-        <w:noBreakHyphen/>
-      </w:r>
-      <w:r>
-        <w:t xml:space="preserve">81). And Buford was indicted for possession of two (2) or more grams but less than ten (10) grams of Methamphetamine under Mississippi Code Annotated Section 41</w:t>
-      </w:r>
-      <w:r>
-        <w:noBreakHyphen/>
-      </w:r>
-      <w:r>
-        <w:t xml:space="preserve">29</w:t>
-      </w:r>
-      <w:r>
-        <w:noBreakHyphen/>
-      </w:r>
-      <w:r>
-        <w:t xml:space="preserve">139</w:t>
+        <w:t xml:space="preserve">oral consent to search his person, Winningham removed a tobacco dip can from Buford’s pocket, and Winningham opened the can and found a baggie containing what appeared to be crystal methamphetamine. (Tr. 14, 60, 63, 139-⁠40, 162-⁠63; Ex. S-⁠1, S-⁠3). The substance was sent to the Mississippi Crime Laboratory, where forensic scientist Eric Frazier examined the substance and determined that it contained 2.16 grams (+/- 0.04 grams) of methamphetamine. (Tr. 180-⁠81). And Buford was indicted for possession of two (2) or more grams but less than ten (10) grams of Methamphetamine under Mississippi Code Annotated Section 41-⁠29-⁠139</w:t>
       </w:r>
       <w:r>
         <w:t xml:space="preserve"> </w:t>
@@ -4747,13 +4603,7 @@
         <w:t xml:space="preserve"> </w:t>
       </w:r>
       <w:r>
-        <w:t xml:space="preserve">(C.P. 7</w:t>
-      </w:r>
-      <w:r>
-        <w:noBreakHyphen/>
-      </w:r>
-      <w:r>
-        <w:t xml:space="preserve">8).</w:t>
+        <w:t xml:space="preserve">(C.P. 7-⁠8).</w:t>
       </w:r>
     </w:p>
     <w:p>
@@ -4761,37 +4611,7 @@
         <w:pStyle w:val="BodyText"/>
       </w:pPr>
       <w:r>
-        <w:t xml:space="preserve">Prior to trial, Buford moved to suppress the drugs as the fruit of an illegal search and seizure. (C.P. 33</w:t>
-      </w:r>
-      <w:r>
-        <w:noBreakHyphen/>
-      </w:r>
-      <w:r>
-        <w:t xml:space="preserve">37). The trial court held a hearing, at which Brooks, Buford and officers Easterling and Winningham testified. (Tr. 13</w:t>
-      </w:r>
-      <w:r>
-        <w:noBreakHyphen/>
-      </w:r>
-      <w:r>
-        <w:t xml:space="preserve">22, 30</w:t>
-      </w:r>
-      <w:r>
-        <w:noBreakHyphen/>
-      </w:r>
-      <w:r>
-        <w:t xml:space="preserve">63). Brooks testified that she had agreed to let Sebren and his girlfriend live in the trailer to fix it up and make repairs. (Tr. 31, 33). She acknowledged meeting/​seeing Buford at the trailer at least once, but she denied having any kind of agreement with Buford regarding him living there. (Tr. 33</w:t>
-      </w:r>
-      <w:r>
-        <w:noBreakHyphen/>
-      </w:r>
-      <w:r>
-        <w:t xml:space="preserve">35). Brooks also recounted calling police because Sebren had moved out of the trailer, but the Bufords remained and she wanted to know how to get them out. (Tr. 31</w:t>
-      </w:r>
-      <w:r>
-        <w:noBreakHyphen/>
-      </w:r>
-      <w:r>
-        <w:t xml:space="preserve">32).</w:t>
+        <w:t xml:space="preserve">Prior to trial, Buford moved to suppress the drugs as the fruit of an illegal search and seizure. (C.P. 33-⁠37). The trial court held a hearing, at which Brooks, Buford and officers Easterling and Winningham testified. (Tr. 13-⁠22, 30-⁠63). Brooks testified that she had agreed to let Sebren and his girlfriend live in the trailer to fix it up and make repairs. (Tr. 31, 33). She acknowledged meeting/​seeing Buford at the trailer at least once, but she denied having any kind of agreement with Buford regarding him living there. (Tr. 33-⁠35). Brooks also recounted calling police because Sebren had moved out of the trailer, but the Bufords remained and she wanted to know how to get them out. (Tr. 31-⁠32).</w:t>
       </w:r>
     </w:p>
     <w:p>
@@ -4799,25 +4619,7 @@
         <w:pStyle w:val="BodyText"/>
       </w:pPr>
       <w:r>
-        <w:t xml:space="preserve">Easterling testified that she received a dispatch relaying Brooks’ complaint that “there were people living in her rental property that were not supposed to be there.” (Tr. 40</w:t>
-      </w:r>
-      <w:r>
-        <w:noBreakHyphen/>
-      </w:r>
-      <w:r>
-        <w:t xml:space="preserve">41). Easterling was the first officer to arrive. (Tr. 40). According to Easterling, Buford answered the door, Easterling asked if he was supposed to be at the trailer, and “we proceeded into the living room.” (Tr. 40, 46). Easterling denied that Buford ever told her not to come inside or demanded to see a search warrant. (Tr. 44). Buford’s wife, Amy Buford, then walked into the living room from the back of the trailer. (Tr. 40</w:t>
-      </w:r>
-      <w:r>
-        <w:noBreakHyphen/>
-      </w:r>
-      <w:r>
-        <w:t xml:space="preserve">41). Easterling testified that she asked Buford for documentation/​proof that he was supposed to be living there, but Buford did not have an ID or any verifying documentation. (Tr. 40</w:t>
-      </w:r>
-      <w:r>
-        <w:noBreakHyphen/>
-      </w:r>
-      <w:r>
-        <w:t xml:space="preserve">43).</w:t>
+        <w:t xml:space="preserve">Easterling testified that she received a dispatch relaying Brooks’ complaint that “there were people living in her rental property that were not supposed to be there.” (Tr. 40-⁠41). Easterling was the first officer to arrive. (Tr. 40). According to Easterling, Buford answered the door, Easterling asked if he was supposed to be at the trailer, and “we proceeded into the living room.” (Tr. 40, 46). Easterling denied that Buford ever told her not to come inside or demanded to see a search warrant. (Tr. 44). Buford’s wife, Amy Buford, then walked into the living room from the back of the trailer. (Tr. 40-⁠41). Easterling testified that she asked Buford for documentation/​proof that he was supposed to be living there, but Buford did not have an ID or any verifying documentation. (Tr. 40-⁠43).</w:t>
       </w:r>
     </w:p>
     <w:p>
@@ -4825,19 +4627,7 @@
         <w:pStyle w:val="BodyText"/>
       </w:pPr>
       <w:r>
-        <w:t xml:space="preserve">Easterling testified that about 15 or 20 minutes later, officers Gatlin, Bankston and Winningham arrived; Winningham asked Easterling if she had searched Buford yet; and Winningham and the other officers then “dealt with” Buford, while she identified and searched Amy. (Tr. 43</w:t>
-      </w:r>
-      <w:r>
-        <w:noBreakHyphen/>
-      </w:r>
-      <w:r>
-        <w:t xml:space="preserve">46). Easterling testified that she did not hear Buford give consent for the search, and although she saw the dip can, she did not see Winningham remove the can from Buford because she was facing Amy. (Tr. 47</w:t>
-      </w:r>
-      <w:r>
-        <w:noBreakHyphen/>
-      </w:r>
-      <w:r>
-        <w:t xml:space="preserve">48). Easterling claimed that she did not believe that Buford was already handcuffed at the time he was searched; but she admittedly did not recall whether Buford was handcuffed at that time. (Tr. 47).</w:t>
+        <w:t xml:space="preserve">Easterling testified that about 15 or 20 minutes later, officers Gatlin, Bankston and Winningham arrived; Winningham asked Easterling if she had searched Buford yet; and Winningham and the other officers then “dealt with” Buford, while she identified and searched Amy. (Tr. 43-⁠46). Easterling testified that she did not hear Buford give consent for the search, and although she saw the dip can, she did not see Winningham remove the can from Buford because she was facing Amy. (Tr. 47-⁠48). Easterling claimed that she did not believe that Buford was already handcuffed at the time he was searched; but she admittedly did not recall whether Buford was handcuffed at that time. (Tr. 47).</w:t>
       </w:r>
     </w:p>
     <w:p>
@@ -4845,19 +4635,7 @@
         <w:pStyle w:val="BodyText"/>
       </w:pPr>
       <w:r>
-        <w:t xml:space="preserve">Winningham was the last officer to arrive and that the other officers and the Bufords were already inside the trailer. (Tr. 14, 16</w:t>
-      </w:r>
-      <w:r>
-        <w:noBreakHyphen/>
-      </w:r>
-      <w:r>
-        <w:t xml:space="preserve">17). Winningham testified that he asked Easterling if she had searched Buford yet, Easterling told him no, and “I asked him [Buford] did he have any issues with me searching him and he advised he did not. I searched him and then I found a snuff can in his pocket that contained what I believed to be crystal meth.” (Tr. 14; see also, Tr. 60). The trial court asked Winningham “on what basis did you search Mr. Buford?” and Winningham’s initial response was, “That he was trespassing, to make sure he didn’t have anything illegal on him.” (Tr. 16</w:t>
-      </w:r>
-      <w:r>
-        <w:noBreakHyphen/>
-      </w:r>
-      <w:r>
-        <w:t xml:space="preserve">17). The trial court then asked, “So you were doing a pat down for weapons, or what were you doing?” and Winningham then pivoted to consent as the reason for the search. (Tr. 17).</w:t>
+        <w:t xml:space="preserve">Winningham was the last officer to arrive and that the other officers and the Bufords were already inside the trailer. (Tr. 14, 16-⁠17). Winningham testified that he asked Easterling if she had searched Buford yet, Easterling told him no, and “I asked him [Buford] did he have any issues with me searching him and he advised he did not. I searched him and then I found a snuff can in his pocket that contained what I believed to be crystal meth.” (Tr. 14; see also, Tr. 60). The trial court asked Winningham “on what basis did you search Mr. Buford?” and Winningham’s initial response was, “That he was trespassing, to make sure he didn’t have anything illegal on him.” (Tr. 16-⁠17). The trial court then asked, “So you were doing a pat down for weapons, or what were you doing?” and Winningham then pivoted to consent as the reason for the search. (Tr. 17).</w:t>
       </w:r>
     </w:p>
     <w:p>
@@ -4865,19 +4643,7 @@
         <w:pStyle w:val="BodyText"/>
       </w:pPr>
       <w:r>
-        <w:t xml:space="preserve">Winningham admitted that he did not ask for consent to open and search the can specifically. (Tr. 18, 63). He also acknowledged that at the time of the search, there was no proof that Buford had committed/​was committing any crime other than trespassing. (Tr. 21). Winningham denied that he found the can on the table beside Buford or that he already had the can in his hand when he searched Buford. (Tr. 18</w:t>
-      </w:r>
-      <w:r>
-        <w:noBreakHyphen/>
-      </w:r>
-      <w:r>
-        <w:t xml:space="preserve">19). Winningham and Easterling both acknowledged that nothing about the can posed a threat of harm and/​or caused concern for their safety. (Tr. 19, 47</w:t>
-      </w:r>
-      <w:r>
-        <w:noBreakHyphen/>
-      </w:r>
-      <w:r>
-        <w:t xml:space="preserve">48).</w:t>
+        <w:t xml:space="preserve">Winningham admitted that he did not ask for consent to open and search the can specifically. (Tr. 18, 63). He also acknowledged that at the time of the search, there was no proof that Buford had committed/​was committing any crime other than trespassing. (Tr. 21). Winningham denied that he found the can on the table beside Buford or that he already had the can in his hand when he searched Buford. (Tr. 18-⁠19). Winningham and Easterling both acknowledged that nothing about the can posed a threat of harm and/​or caused concern for their safety. (Tr. 19, 47-⁠48).</w:t>
       </w:r>
     </w:p>
     <w:p>
@@ -4885,19 +4651,7 @@
         <w:pStyle w:val="BodyTextNote"/>
       </w:pPr>
       <w:r>
-        <w:t xml:space="preserve">Winningham and Easterling also both acknowledged that out of all the officers present, body cam footage was produced from only one officer–Officer Gatlin. (Tr. 17</w:t>
-      </w:r>
-      <w:r>
-        <w:noBreakHyphen/>
-      </w:r>
-      <w:r>
-        <w:t xml:space="preserve">18, 46). And the footage from Gatlin’s body cam showed only a one-minute excerpt of the encounter. (Ex. S</w:t>
-      </w:r>
-      <w:r>
-        <w:noBreakHyphen/>
-      </w:r>
-      <w:r>
-        <w:t xml:space="preserve">2). The footage begins</w:t>
+        <w:t xml:space="preserve">Winningham and Easterling also both acknowledged that out of all the officers present, body cam footage was produced from only one officer–Officer Gatlin. (Tr. 17-⁠18, 46). And the footage from Gatlin’s body cam showed only a one-minute excerpt of the encounter. (Ex. S-⁠2). The footage begins</w:t>
       </w:r>
       <w:r>
         <w:rPr>
@@ -4909,31 +4663,7 @@
         <w:t xml:space="preserve"> </w:t>
       </w:r>
       <w:r>
-        <w:t xml:space="preserve">with Winningham standing behind a handcuffed Buford, while Officer Bankston opens the can and pulls out a baggie. (Ex. S</w:t>
-      </w:r>
-      <w:r>
-        <w:noBreakHyphen/>
-      </w:r>
-      <w:r>
-        <w:t xml:space="preserve">2). In disbelief, Buford then says, “Man, come on man,” Bankston says, “was that not just in your pocket?” and Buford says, “No, sir.” (Ex. S</w:t>
-      </w:r>
-      <w:r>
-        <w:noBreakHyphen/>
-      </w:r>
-      <w:r>
-        <w:t xml:space="preserve">2). Winningham then points to officers Gatlin and Easterling–inferring that their body cameras captured the can being removed from Buford’s pocket; and Winningham then searches Buford and pulls a pack of cigarettes and a couple other small items out of Buford’s pockets as the officers conveniently claim on camera that the can came out of Buford’s pocket. (Ex. S</w:t>
-      </w:r>
-      <w:r>
-        <w:noBreakHyphen/>
-      </w:r>
-      <w:r>
-        <w:t xml:space="preserve">2). Winningham then leads Buford out of the trailer, and damage to the trailer door can be seen. (Ex. S</w:t>
-      </w:r>
-      <w:r>
-        <w:noBreakHyphen/>
-      </w:r>
-      <w:r>
-        <w:t xml:space="preserve">2).</w:t>
+        <w:t xml:space="preserve">with Winningham standing behind a handcuffed Buford, while Officer Bankston opens the can and pulls out a baggie. (Ex. S-⁠2). In disbelief, Buford then says, “Man, come on man,” Bankston says, “was that not just in your pocket?” and Buford says, “No, sir.” (Ex. S-⁠2). Winningham then points to officers Gatlin and Easterling–inferring that their body cameras captured the can being removed from Buford’s pocket; and Winningham then searches Buford and pulls a pack of cigarettes and a couple other small items out of Buford’s pockets as the officers conveniently claim on camera that the can came out of Buford’s pocket. (Ex. S-⁠2). Winningham then leads Buford out of the trailer, and damage to the trailer door can be seen. (Ex. S-⁠2).</w:t>
       </w:r>
     </w:p>
     <w:p>
@@ -4949,19 +4679,7 @@
         <w:pStyle w:val="BodyText"/>
       </w:pPr>
       <w:r>
-        <w:t xml:space="preserve">Buford testified that Officer Easterling subsequently came to the trailer and asked if he was Jason Sebren, and Buford said he was not Jason and demanded that police get a warrant. (Tr. 51). Buford testified that Easterling threatened to kick the door in, and he went back to the bedroom and Amy said that Brooks will make him pay for the door if it damaged because they just spent money to put in the door. (Tr. 52, 54). A male officer then started beating on the door; Buford unlocked the door, cracked it open, and demanded a warrant; and police shoved or kicked the door open and came inside saying, “We didn’t need a warrant. We’re are [sic] the F-ing warrant.” (Tr. 52, 54</w:t>
-      </w:r>
-      <w:r>
-        <w:noBreakHyphen/>
-      </w:r>
-      <w:r>
-        <w:t xml:space="preserve">55). Buford testified that he never gave police consent to search his person. (Tr. 53). He also testified that the dip can was not on his person. (Tr. 56</w:t>
-      </w:r>
-      <w:r>
-        <w:noBreakHyphen/>
-      </w:r>
-      <w:r>
-        <w:t xml:space="preserve">57).</w:t>
+        <w:t xml:space="preserve">Buford testified that Officer Easterling subsequently came to the trailer and asked if he was Jason Sebren, and Buford said he was not Jason and demanded that police get a warrant. (Tr. 51). Buford testified that Easterling threatened to kick the door in, and he went back to the bedroom and Amy said that Brooks will make him pay for the door if it damaged because they just spent money to put in the door. (Tr. 52, 54). A male officer then started beating on the door; Buford unlocked the door, cracked it open, and demanded a warrant; and police shoved or kicked the door open and came inside saying, “We didn’t need a warrant. We’re are [sic] the F-ing warrant.” (Tr. 52, 54-⁠55). Buford testified that he never gave police consent to search his person. (Tr. 53). He also testified that the dip can was not on his person. (Tr. 56-⁠57).</w:t>
       </w:r>
     </w:p>
     <w:p>
@@ -4993,19 +4711,7 @@
         <w:pStyle w:val="BodyText"/>
       </w:pPr>
       <w:r>
-        <w:t xml:space="preserve">At trial, Officers Easterling and Winningham provided essentially the same testimony as they did at the suppression hearing. (Tr. 155</w:t>
-      </w:r>
-      <w:r>
-        <w:noBreakHyphen/>
-      </w:r>
-      <w:r>
-        <w:t xml:space="preserve">74). Winningham acknowledged that the body cam footage did not show him pul the can from Buford’s pocket, and he denied that Buford was already handcuffed when he searched him, and ⁠. (Tr. 166</w:t>
-      </w:r>
-      <w:r>
-        <w:noBreakHyphen/>
-      </w:r>
-      <w:r>
-        <w:t xml:space="preserve">67, 169). To this end, Winningham testified that he handcuffed Buford, “Right after I found the Camel snus can in his pocket, puled it out, opened it up, closed it, handed it to the other officer and turned around and told Mr Buford - - told the Defendant to put his hands behind his back, that he was under arrest.” (Tr. 174).</w:t>
+        <w:t xml:space="preserve">At trial, Officers Easterling and Winningham provided essentially the same testimony as they did at the suppression hearing. (Tr. 155-⁠74). Winningham acknowledged that the body cam footage did not show him pul the can from Buford’s pocket, and he denied that Buford was already handcuffed when he searched him, and ⁠. (Tr. 166-⁠67, 169). To this end, Winningham testified that he handcuffed Buford, “Right after I found the Camel snus can in his pocket, puled it out, opened it up, closed it, handed it to the other officer and turned around and told Mr Buford - - told the Defendant to put his hands behind his back, that he was under arrest.” (Tr. 174).</w:t>
       </w:r>
     </w:p>
     <w:p>
@@ -5013,13 +4719,7 @@
         <w:pStyle w:val="BodyTextNote"/>
       </w:pPr>
       <w:r>
-        <w:t xml:space="preserve">Officer Gatlin testified that when he arrived, Officer Easterling was in the living room talking to Buford and Amy, and he went into the living room and talked to them until Officer Winningham arrived. (Tr. 138, 153</w:t>
-      </w:r>
-      <w:r>
-        <w:noBreakHyphen/>
-      </w:r>
-      <w:r>
-        <w:t xml:space="preserve">54). Gatlin testified that Buford gave police consent to search; however, Gatlin recalled that Officer Bankston</w:t>
+        <w:t xml:space="preserve">Officer Gatlin testified that when he arrived, Officer Easterling was in the living room talking to Buford and Amy, and he went into the living room and talked to them until Officer Winningham arrived. (Tr. 138, 153-⁠54). Gatlin testified that Buford gave police consent to search; however, Gatlin recalled that Officer Bankston</w:t>
       </w:r>
       <w:r>
         <w:rPr>
@@ -5151,13 +4851,7 @@
         <w:pStyle w:val="BodyText"/>
       </w:pPr>
       <w:r>
-        <w:t xml:space="preserve">(Tr. 139</w:t>
-      </w:r>
-      <w:r>
-        <w:noBreakHyphen/>
-      </w:r>
-      <w:r>
-        <w:t xml:space="preserve">40) (emphasis added).</w:t>
+        <w:t xml:space="preserve">(Tr. 139-⁠40) (emphasis added).</w:t>
       </w:r>
     </w:p>
     <w:p>
@@ -5165,19 +4859,7 @@
         <w:pStyle w:val="BodyText"/>
       </w:pPr>
       <w:r>
-        <w:t xml:space="preserve">Gatlin testified that Officer Winningham searched Buford and found a can in Buford’s pocket that contained what appeared to be crystal meth. (Tr. 140; Ex. S</w:t>
-      </w:r>
-      <w:r>
-        <w:noBreakHyphen/>
-      </w:r>
-      <w:r>
-        <w:t xml:space="preserve">1). Gatlin testified that he activated his body camera “[r]ight after Officer Winningham pulled that snus can out of Mr. Buford’s pocket and opened it up and I saw what it was.” (Tr. 144). He agreed that the recording did not show Buford give consent or the can being pulled from Buford’s pocket. (Tr. 151</w:t>
-      </w:r>
-      <w:r>
-        <w:noBreakHyphen/>
-      </w:r>
-      <w:r>
-        <w:t xml:space="preserve">52). Gatlin also testified that he believed Buford was handcuffed before Winningham searched him. (Tr. 149).</w:t>
+        <w:t xml:space="preserve">Gatlin testified that Officer Winningham searched Buford and found a can in Buford’s pocket that contained what appeared to be crystal meth. (Tr. 140; Ex. S-⁠1). Gatlin testified that he activated his body camera “[r]ight after Officer Winningham pulled that snus can out of Mr. Buford’s pocket and opened it up and I saw what it was.” (Tr. 144). He agreed that the recording did not show Buford give consent or the can being pulled from Buford’s pocket. (Tr. 151-⁠52). Gatlin also testified that he believed Buford was handcuffed before Winningham searched him. (Tr. 149).</w:t>
       </w:r>
     </w:p>
     <w:p>
@@ -6246,13 +5928,7 @@
         <w:t xml:space="preserve">Royer</w:t>
       </w:r>
       <w:r>
-        <w:t xml:space="preserve">, 460 U.S. at 507</w:t>
-      </w:r>
-      <w:r>
-        <w:noBreakHyphen/>
-      </w:r>
-      <w:r>
-        <w:t xml:space="preserve">08, 103 S. Ct. 1319. In this case, at the time Buford allegedly provided consent, police had exceeded the permissible scope of the investigatory detention related to Brooks’ complaint that Buford was trespassing and should be removed from her trailer. And police had no probable cause to believe that Buford was committing any other criminal offense. As such, the search cannot be justified on Buford’s purported consent; the trial court erred in refusing to suppress the drugs; and this Court should reverse and render Buford’s conviction and sentence.</w:t>
+        <w:t xml:space="preserve">, 460 U.S. at 507-⁠08, 103 S. Ct. 1319. In this case, at the time Buford allegedly provided consent, police had exceeded the permissible scope of the investigatory detention related to Brooks’ complaint that Buford was trespassing and should be removed from her trailer. And police had no probable cause to believe that Buford was committing any other criminal offense. As such, the search cannot be justified on Buford’s purported consent; the trial court erred in refusing to suppress the drugs; and this Court should reverse and render Buford’s conviction and sentence.</w:t>
       </w:r>
     </w:p>
     <w:p>
@@ -6314,13 +5990,7 @@
         <w:t xml:space="preserve">v. Ohio</w:t>
       </w:r>
       <w:r>
-        <w:t xml:space="preserve">, 392 U.S. 1, 30</w:t>
-      </w:r>
-      <w:r>
-        <w:noBreakHyphen/>
-      </w:r>
-      <w:r>
-        <w:t xml:space="preserve">31, 88 S.Ct. 1868 (1968)). The reasonableness of an investigative detention is determined by “[w]hether the officer’s action was justified at its inception, and whether it was reasonably related in scope to the circumstances which justified the interference in the first place.”</w:t>
+        <w:t xml:space="preserve">, 392 U.S. 1, 30-⁠31, 88 S.Ct. 1868 (1968)). The reasonableness of an investigative detention is determined by “[w]hether the officer’s action was justified at its inception, and whether it was reasonably related in scope to the circumstances which justified the interference in the first place.”</w:t>
       </w:r>
       <w:r>
         <w:t xml:space="preserve"> </w:t>
@@ -6474,13 +6144,7 @@
         <w:pStyle w:val="BodyText"/>
       </w:pPr>
       <w:r>
-        <w:t xml:space="preserve">Instead, Easterling remained at the trailer–prolonging the detention–and other officers arrived about 15 or 20 minutes later. (Tr. 45</w:t>
-      </w:r>
-      <w:r>
-        <w:noBreakHyphen/>
-      </w:r>
-      <w:r>
-        <w:t xml:space="preserve">46). When the other officers arrived, the encounter took on a different character approaching the conditions of an arrest. “Detentions may be “investigative” yet violative of the Fourth Amendment absent probable cause. In the name of investigating a person who is no more than suspected of criminal activity, the police may not carry out a full search of the person or of his automobile or other effects. Nor may the police seek to verify their suspicions by means that approach the conditions of arrest.”</w:t>
+        <w:t xml:space="preserve">Instead, Easterling remained at the trailer–prolonging the detention–and other officers arrived about 15 or 20 minutes later. (Tr. 45-⁠46). When the other officers arrived, the encounter took on a different character approaching the conditions of an arrest. “Detentions may be “investigative” yet violative of the Fourth Amendment absent probable cause. In the name of investigating a person who is no more than suspected of criminal activity, the police may not carry out a full search of the person or of his automobile or other effects. Nor may the police seek to verify their suspicions by means that approach the conditions of arrest.”</w:t>
       </w:r>
       <w:r>
         <w:t xml:space="preserve"> </w:t>
@@ -6616,19 +6280,7 @@
         <w:pStyle w:val="BodyText"/>
       </w:pPr>
       <w:r>
-        <w:t xml:space="preserve">Additionally, although Winningham denied that Buford was handcuffed before he searched him, Officer Gatlin’s body cam footage (Ex. S</w:t>
-      </w:r>
-      <w:r>
-        <w:noBreakHyphen/>
-      </w:r>
-      <w:r>
-        <w:t xml:space="preserve">2) indicates that Buford was handcuffed at the time of the search; Gatlin even testified that he believed Buford was handcuffed at the time. (Tr. 149). Winningham’s claim that he handcuff Buford after the search is extremely difficult to reconcile with Gatlin’s body cam footage (Ex. S</w:t>
-      </w:r>
-      <w:r>
-        <w:noBreakHyphen/>
-      </w:r>
-      <w:r>
-        <w:t xml:space="preserve">2), Gatlin’s testimony that he cut his camera on as soon as Winningham discovered the drugs (Tr. 144), Gatlin’s testimony that his camera actually records/​captures about 30 seconds prior to manual activation (Tr. 151), and Winningham’s testimony that he handcuffed Buford right after he found the drugs. (Tr. 174).</w:t>
+        <w:t xml:space="preserve">Additionally, although Winningham denied that Buford was handcuffed before he searched him, Officer Gatlin’s body cam footage (Ex. S-⁠2) indicates that Buford was handcuffed at the time of the search; Gatlin even testified that he believed Buford was handcuffed at the time. (Tr. 149). Winningham’s claim that he handcuff Buford after the search is extremely difficult to reconcile with Gatlin’s body cam footage (Ex. S-⁠2), Gatlin’s testimony that he cut his camera on as soon as Winningham discovered the drugs (Tr. 144), Gatlin’s testimony that his camera actually records/​captures about 30 seconds prior to manual activation (Tr. 151), and Winningham’s testimony that he handcuffed Buford right after he found the drugs. (Tr. 174).</w:t>
       </w:r>
     </w:p>
     <w:p>
@@ -7248,13 +6900,7 @@
         <w:pStyle w:val="BodyText"/>
       </w:pPr>
       <w:r>
-        <w:t xml:space="preserve">Similarly, in this case, the dip can was not inherently incriminating or illegal, and Officers Easterling and Winningham admitted that the can posed no threat of harm and caused no concern for safety. (Tr. 19, 47</w:t>
-      </w:r>
-      <w:r>
-        <w:noBreakHyphen/>
-      </w:r>
-      <w:r>
-        <w:t xml:space="preserve">48, 168). And it is not objectively reasonable to conclude that by consenting, generally, to a search of his person, Buford would have understood that he was consenting to a search of the contents of the closed dip can in his pocket. Winningham agreed that Buford only generally consented to a search, and Buford did not provide him with consent to search the contents of the can. (Tr. 18, 63, 168). Winningham also testified that Buford seemed confused when he searched the can. (Tr. 62).</w:t>
+        <w:t xml:space="preserve">Similarly, in this case, the dip can was not inherently incriminating or illegal, and Officers Easterling and Winningham admitted that the can posed no threat of harm and caused no concern for safety. (Tr. 19, 47-⁠48, 168). And it is not objectively reasonable to conclude that by consenting, generally, to a search of his person, Buford would have understood that he was consenting to a search of the contents of the closed dip can in his pocket. Winningham agreed that Buford only generally consented to a search, and Buford did not provide him with consent to search the contents of the can. (Tr. 18, 63, 168). Winningham also testified that Buford seemed confused when he searched the can. (Tr. 62).</w:t>
       </w:r>
     </w:p>
     <w:p>
@@ -7690,9 +7336,7 @@
               <w:t xml:space="preserve"> </w:t>
             </w:r>
             <w:r>
-              <w:t xml:space="preserve">39207</w:t>
-              <w:noBreakHyphen/>
-              <w:t xml:space="preserve">3510</w:t>
+              <w:t xml:space="preserve">39207-⁠3510</w:t>
             </w:r>
           </w:p>
           <w:p>
@@ -7708,11 +7352,7 @@
               <w:t xml:space="preserve"> </w:t>
             </w:r>
             <w:r>
-              <w:t xml:space="preserve">601</w:t>
-              <w:noBreakHyphen/>
-              <w:t xml:space="preserve">576</w:t>
-              <w:noBreakHyphen/>
-              <w:t xml:space="preserve">4290</w:t>
+              <w:t xml:space="preserve">601-⁠576-⁠4290</w:t>
             </w:r>
           </w:p>
           <w:p>
@@ -7728,11 +7368,7 @@
               <w:t xml:space="preserve"> </w:t>
             </w:r>
             <w:r>
-              <w:t xml:space="preserve">601</w:t>
-              <w:noBreakHyphen/>
-              <w:t xml:space="preserve">576</w:t>
-              <w:noBreakHyphen/>
-              <w:t xml:space="preserve">4205</w:t>
+              <w:t xml:space="preserve">601-⁠576-⁠4205</w:t>
             </w:r>
           </w:p>
           <w:p>
@@ -8151,9 +7787,7 @@
         <w:t xml:space="preserve"> </w:t>
       </w:r>
       <w:r>
-        <w:t xml:space="preserve">39205</w:t>
-        <w:noBreakHyphen/>
-        <w:t xml:space="preserve">0220.</w:t>
+        <w:t xml:space="preserve">39205-⁠0220.</w:t>
       </w:r>
       <w:r>
         <w:t xml:space="preserve"> </w:t>
@@ -8807,9 +8441,7 @@
         <w:t xml:space="preserve"> </w:t>
       </w:r>
       <w:r>
-        <w:t xml:space="preserve">39207</w:t>
-        <w:noBreakHyphen/>
-        <w:t xml:space="preserve">3510</w:t>
+        <w:t xml:space="preserve">39207-⁠3510</w:t>
       </w:r>
     </w:p>
     <w:p>
@@ -8825,11 +8457,7 @@
         <w:t xml:space="preserve"> </w:t>
       </w:r>
       <w:r>
-        <w:t xml:space="preserve">601</w:t>
-        <w:noBreakHyphen/>
-        <w:t xml:space="preserve">576</w:t>
-        <w:noBreakHyphen/>
-        <w:t xml:space="preserve">4290</w:t>
+        <w:t xml:space="preserve">601-⁠576-⁠4290</w:t>
       </w:r>
     </w:p>
     <w:p>
@@ -8845,11 +8473,7 @@
         <w:t xml:space="preserve"> </w:t>
       </w:r>
       <w:r>
-        <w:t xml:space="preserve">601</w:t>
-        <w:noBreakHyphen/>
-        <w:t xml:space="preserve">576</w:t>
-        <w:noBreakHyphen/>
-        <w:t xml:space="preserve">4205</w:t>
+        <w:t xml:space="preserve">601-⁠576-⁠4205</w:t>
       </w:r>
     </w:p>
     <w:p>
@@ -8958,49 +8582,19 @@
         <w:t xml:space="preserve"> </w:t>
       </w:r>
       <w:r>
-        <w:t xml:space="preserve">The indictment also alleged that Buford was subsequent drug offender under Section 41</w:t>
-      </w:r>
-      <w:r>
-        <w:noBreakHyphen/>
-      </w:r>
-      <w:r>
-        <w:t xml:space="preserve">29</w:t>
-      </w:r>
-      <w:r>
-        <w:noBreakHyphen/>
-      </w:r>
-      <w:r>
-        <w:t xml:space="preserve">147</w:t>
-      </w:r>
-      <w:r>
-        <w:t xml:space="preserve"> </w:t>
-      </w:r>
-      <w:r>
-        <w:t xml:space="preserve">and a habitual offender under Section 99</w:t>
-      </w:r>
-      <w:r>
-        <w:noBreakHyphen/>
-      </w:r>
-      <w:r>
-        <w:t xml:space="preserve">19</w:t>
-      </w:r>
-      <w:r>
-        <w:noBreakHyphen/>
-      </w:r>
-      <w:r>
-        <w:t xml:space="preserve">81.</w:t>
-      </w:r>
-      <w:r>
-        <w:t xml:space="preserve"> </w:t>
-      </w:r>
-      <w:r>
-        <w:t xml:space="preserve">(C.P. 7</w:t>
-      </w:r>
-      <w:r>
-        <w:noBreakHyphen/>
-      </w:r>
-      <w:r>
-        <w:t xml:space="preserve">8).</w:t>
+        <w:t xml:space="preserve">The indictment also alleged that Buford was subsequent drug offender under Section 41-⁠29-⁠147</w:t>
+      </w:r>
+      <w:r>
+        <w:t xml:space="preserve"> </w:t>
+      </w:r>
+      <w:r>
+        <w:t xml:space="preserve">and a habitual offender under Section 99-⁠19-⁠81.</w:t>
+      </w:r>
+      <w:r>
+        <w:t xml:space="preserve"> </w:t>
+      </w:r>
+      <w:r>
+        <w:t xml:space="preserve">(C.P. 7-⁠8).</w:t>
       </w:r>
     </w:p>
   </w:footnote>
@@ -9019,13 +8613,7 @@
         <w:t xml:space="preserve"> </w:t>
       </w:r>
       <w:r>
-        <w:t xml:space="preserve">At trial, Officer Galtin testified that he activated his body cam “right after Officer Winningham pulled the snus can out of Mr. Buford’s pocket and opened it up and I saw what it was.” (Tr. 144). Gatlin also testified that when a body cam is activated, it actually captures about 30 seconds before; on the footage, Gatlin’s hand can be seen activating the body cam at about the 24-second mark. (Tr. 151; Ex. S</w:t>
-      </w:r>
-      <w:r>
-        <w:noBreakHyphen/>
-      </w:r>
-      <w:r>
-        <w:t xml:space="preserve">2).</w:t>
+        <w:t xml:space="preserve">At trial, Officer Galtin testified that he activated his body cam “right after Officer Winningham pulled the snus can out of Mr. Buford’s pocket and opened it up and I saw what it was.” (Tr. 144). Gatlin also testified that when a body cam is activated, it actually captures about 30 seconds before; on the footage, Gatlin’s hand can be seen activating the body cam at about the 24-second mark. (Tr. 151; Ex. S-⁠2).</w:t>
       </w:r>
     </w:p>
   </w:footnote>
@@ -9844,7 +9432,7 @@
     <w:qFormat/>
     <w:pPr>
       <w:keepLines/>
-      <w:spacing w:before="0" w:after="120" w:line="253" w:lineRule="exact"/>
+      <w:spacing w:before="26" w:after="120" w:line="253" w:lineRule="exact"/>
     </w:pPr>
     <w:rPr>
       <w:sz w:val="22"/>
